--- a/pr-preview/pr-246/sets-functions-tracked-changes.docx
+++ b/pr-preview/pr-246/sets-functions-tracked-changes.docx
@@ -16,7 +16,7 @@
       </w:pPr>
       <w:del w:id="1" w:author="PR Preview" w:date="2026-01-01T00:00:00Z">
         <w:r>
-          <w:delText xml:space="preserve">Last modified: 2026-10-12 01:27:56 (PDT)</w:delText>
+          <w:delText xml:space="preserve">Last modified: 2026-10-12 19:40:12 (PDT)</w:delText>
         </w:r>
       </w:del>
     </w:p>
@@ -26,7 +26,7 @@
       </w:pPr>
       <w:ins w:id="2" w:author="PR Preview" w:date="2026-01-01T00:00:00Z">
         <w:r>
-          <w:t xml:space="preserve">Last modified: 2026-10-12 17:31:21 (PDT)</w:t>
+          <w:t xml:space="preserve">Last modified: 2026-10-12 20:16:54 (PDT)</w:t>
         </w:r>
       </w:ins>
     </w:p>
@@ -14954,7 +14954,7 @@
     </w:p>
     <w:bookmarkEnd w:id="53"/>
     <w:bookmarkEnd w:id="54"/>
-    <w:bookmarkStart w:id="79" w:name="functions"/>
+    <w:bookmarkStart w:id="89" w:name="functions"/>
     <w:p>
       <w:pPr>
         <w:pStyle w:val="Heading2"/>
@@ -24529,8 +24529,2100 @@
       </w:r>
     </w:p>
     <w:bookmarkEnd w:id="78"/>
+    <w:bookmarkStart w:id="79" w:name="def-expression"/>
+    <w:p>
+      <w:pPr>
+        <w:pStyle w:val="FirstParagraph"/>
+      </w:pPr>
+      <w:r>
+        <w:rPr>
+          <w:b/>
+          <w:bCs/>
+        </w:rPr>
+        <w:t xml:space="preserve">Definition 26 (Expression)</w:t>
+      </w:r>
+      <w:r>
+        <w:t xml:space="preserve"> </w:t>
+      </w:r>
+      <w:r>
+        <w:t xml:space="preserve">An</w:t>
+      </w:r>
+      <w:r>
+        <w:t xml:space="preserve"> </w:t>
+      </w:r>
+      <w:r>
+        <w:rPr>
+          <w:b/>
+          <w:bCs/>
+        </w:rPr>
+        <w:t xml:space="preserve">expression</w:t>
+      </w:r>
+      <w:r>
+        <w:t xml:space="preserve"> </w:t>
+      </w:r>
+      <w:r>
+        <w:t xml:space="preserve">is a string of symbols, built from constants, variables,</w:t>
+      </w:r>
+      <w:r>
+        <w:t xml:space="preserve"> </w:t>
+      </w:r>
+      <w:r>
+        <w:t xml:space="preserve">operations and function names according to the rules of the notation.</w:t>
+      </w:r>
+      <w:r>
+        <w:t xml:space="preserve"> </w:t>
+      </w:r>
+      <w:r>
+        <w:t xml:space="preserve">When its variables are read as inputs,</w:t>
+      </w:r>
+      <w:r>
+        <w:t xml:space="preserve"> </w:t>
+      </w:r>
+      <w:r>
+        <w:t xml:space="preserve">an expression</w:t>
+      </w:r>
+      <w:r>
+        <w:t xml:space="preserve"> </w:t>
+      </w:r>
+      <w:r>
+        <w:rPr>
+          <w:i/>
+          <w:iCs/>
+        </w:rPr>
+        <w:t xml:space="preserve">denotes</w:t>
+      </w:r>
+      <w:r>
+        <w:t xml:space="preserve"> </w:t>
+      </w:r>
+      <w:r>
+        <w:t xml:space="preserve">a</w:t>
+      </w:r>
+      <w:r>
+        <w:t xml:space="preserve"> </w:t>
+      </w:r>
+      <w:hyperlink w:anchor="def-function">
+        <w:r>
+          <w:rPr>
+            <w:rStyle w:val="Hyperlink"/>
+          </w:rPr>
+          <w:t xml:space="preserve">function</w:t>
+        </w:r>
+      </w:hyperlink>
+      <w:r>
+        <w:t xml:space="preserve">:</w:t>
+      </w:r>
+      <w:r>
+        <w:t xml:space="preserve"> </w:t>
+      </w:r>
+      <w:r>
+        <w:t xml:space="preserve">it fixes the output for each input.</w:t>
+      </w:r>
+    </w:p>
     <w:bookmarkEnd w:id="79"/>
-    <w:bookmarkStart w:id="94" w:name="countable-sets"/>
+    <w:bookmarkStart w:id="80" w:name="exm-expression"/>
+    <w:p>
+      <w:pPr>
+        <w:pStyle w:val="BodyText"/>
+      </w:pPr>
+      <w:r>
+        <w:rPr>
+          <w:b/>
+          <w:bCs/>
+        </w:rPr>
+        <w:t xml:space="preserve">Example 22 (Two expressions for one function)</w:t>
+      </w:r>
+      <w:r>
+        <w:t xml:space="preserve"> </w:t>
+      </w:r>
+      <w:r>
+        <w:t xml:space="preserve">The expressions</w:t>
+      </w:r>
+      <w:r>
+        <w:t xml:space="preserve"> </w:t>
+      </w:r>
+      <m:oMath>
+        <m:r>
+          <m:t>a</m:t>
+        </m:r>
+        <m:sSup>
+          <m:e>
+            <m:r>
+              <m:t>x</m:t>
+            </m:r>
+          </m:e>
+          <m:sup>
+            <m:r>
+              <m:t>2</m:t>
+            </m:r>
+          </m:sup>
+        </m:sSup>
+        <m:r>
+          <m:rPr>
+            <m:sty m:val="p"/>
+          </m:rPr>
+          <m:t>+</m:t>
+        </m:r>
+        <m:r>
+          <m:t>b</m:t>
+        </m:r>
+        <m:r>
+          <m:t>x</m:t>
+        </m:r>
+        <m:r>
+          <m:rPr>
+            <m:sty m:val="p"/>
+          </m:rPr>
+          <m:t>+</m:t>
+        </m:r>
+        <m:r>
+          <m:t>c</m:t>
+        </m:r>
+      </m:oMath>
+      <w:r>
+        <w:t xml:space="preserve"> </w:t>
+      </w:r>
+      <w:r>
+        <w:t xml:space="preserve">and</w:t>
+      </w:r>
+      <w:r>
+        <w:t xml:space="preserve"> </w:t>
+      </w:r>
+      <m:oMath>
+        <m:r>
+          <m:rPr>
+            <m:sty m:val="p"/>
+          </m:rPr>
+          <m:t>(</m:t>
+        </m:r>
+        <m:r>
+          <m:t>a</m:t>
+        </m:r>
+        <m:r>
+          <m:t>x</m:t>
+        </m:r>
+        <m:r>
+          <m:rPr>
+            <m:sty m:val="p"/>
+          </m:rPr>
+          <m:t>+</m:t>
+        </m:r>
+        <m:r>
+          <m:t>b</m:t>
+        </m:r>
+        <m:r>
+          <m:rPr>
+            <m:sty m:val="p"/>
+          </m:rPr>
+          <m:t>)</m:t>
+        </m:r>
+        <m:r>
+          <m:t> </m:t>
+        </m:r>
+        <m:r>
+          <m:t>x</m:t>
+        </m:r>
+        <m:r>
+          <m:rPr>
+            <m:sty m:val="p"/>
+          </m:rPr>
+          <m:t>+</m:t>
+        </m:r>
+        <m:r>
+          <m:t>c</m:t>
+        </m:r>
+      </m:oMath>
+      <w:r>
+        <w:t xml:space="preserve"> </w:t>
+      </w:r>
+      <w:r>
+        <w:t xml:space="preserve">denote the same function of</w:t>
+      </w:r>
+      <w:r>
+        <w:t xml:space="preserve"> </w:t>
+      </w:r>
+      <m:oMath>
+        <m:r>
+          <m:t>x</m:t>
+        </m:r>
+      </m:oMath>
+      <w:r>
+        <w:t xml:space="preserve"> </w:t>
+      </w:r>
+      <w:r>
+        <w:t xml:space="preserve">for any fixed</w:t>
+      </w:r>
+      <w:r>
+        <w:t xml:space="preserve"> </w:t>
+      </w:r>
+      <m:oMath>
+        <m:r>
+          <m:t>a</m:t>
+        </m:r>
+      </m:oMath>
+      <w:r>
+        <w:t xml:space="preserve">,</w:t>
+      </w:r>
+      <w:r>
+        <w:t xml:space="preserve"> </w:t>
+      </w:r>
+      <m:oMath>
+        <m:r>
+          <m:t>b</m:t>
+        </m:r>
+      </m:oMath>
+      <w:r>
+        <w:t xml:space="preserve"> </w:t>
+      </w:r>
+      <w:r>
+        <w:t xml:space="preserve">and</w:t>
+      </w:r>
+      <w:r>
+        <w:t xml:space="preserve"> </w:t>
+      </w:r>
+      <m:oMath>
+        <m:r>
+          <m:t>c</m:t>
+        </m:r>
+      </m:oMath>
+      <w:r>
+        <w:t xml:space="preserve">,</w:t>
+      </w:r>
+      <w:r>
+        <w:t xml:space="preserve"> </w:t>
+      </w:r>
+      <w:r>
+        <w:t xml:space="preserve">because they give the same value at every</w:t>
+      </w:r>
+      <w:r>
+        <w:t xml:space="preserve"> </w:t>
+      </w:r>
+      <m:oMath>
+        <m:r>
+          <m:t>x</m:t>
+        </m:r>
+      </m:oMath>
+      <w:r>
+        <w:t xml:space="preserve">.</w:t>
+      </w:r>
+    </w:p>
+    <w:p>
+      <w:pPr>
+        <w:pStyle w:val="BodyText"/>
+      </w:pPr>
+      <w:r>
+        <w:t xml:space="preserve">Precedence parses</w:t>
+      </w:r>
+      <w:r>
+        <w:t xml:space="preserve"> </w:t>
+      </w:r>
+      <m:oMath>
+        <m:r>
+          <m:t>a</m:t>
+        </m:r>
+        <m:sSup>
+          <m:e>
+            <m:r>
+              <m:t>x</m:t>
+            </m:r>
+          </m:e>
+          <m:sup>
+            <m:r>
+              <m:t>2</m:t>
+            </m:r>
+          </m:sup>
+        </m:sSup>
+        <m:r>
+          <m:rPr>
+            <m:sty m:val="p"/>
+          </m:rPr>
+          <m:t>+</m:t>
+        </m:r>
+        <m:r>
+          <m:t>b</m:t>
+        </m:r>
+        <m:r>
+          <m:t>x</m:t>
+        </m:r>
+        <m:r>
+          <m:rPr>
+            <m:sty m:val="p"/>
+          </m:rPr>
+          <m:t>+</m:t>
+        </m:r>
+        <m:r>
+          <m:t>c</m:t>
+        </m:r>
+      </m:oMath>
+      <w:r>
+        <w:t xml:space="preserve"> </w:t>
+      </w:r>
+      <w:r>
+        <w:t xml:space="preserve">as a sum of three terms:</w:t>
+      </w:r>
+      <w:r>
+        <w:t xml:space="preserve"> </w:t>
+      </w:r>
+      <w:r>
+        <w:t xml:space="preserve">the power</w:t>
+      </w:r>
+      <w:r>
+        <w:t xml:space="preserve"> </w:t>
+      </w:r>
+      <m:oMath>
+        <m:sSup>
+          <m:e>
+            <m:r>
+              <m:t>x</m:t>
+            </m:r>
+          </m:e>
+          <m:sup>
+            <m:r>
+              <m:t>2</m:t>
+            </m:r>
+          </m:sup>
+        </m:sSup>
+      </m:oMath>
+      <w:r>
+        <w:t xml:space="preserve"> </w:t>
+      </w:r>
+      <w:r>
+        <w:t xml:space="preserve">is applied first,</w:t>
+      </w:r>
+      <w:r>
+        <w:t xml:space="preserve"> </w:t>
+      </w:r>
+      <w:r>
+        <w:t xml:space="preserve">then</w:t>
+      </w:r>
+      <w:r>
+        <w:t xml:space="preserve"> </w:t>
+      </w:r>
+      <m:oMath>
+        <m:r>
+          <m:t>a</m:t>
+        </m:r>
+      </m:oMath>
+      <w:r>
+        <w:t xml:space="preserve"> </w:t>
+      </w:r>
+      <w:r>
+        <w:t xml:space="preserve">multiplies</w:t>
+      </w:r>
+      <w:r>
+        <w:t xml:space="preserve"> </w:t>
+      </w:r>
+      <m:oMath>
+        <m:sSup>
+          <m:e>
+            <m:r>
+              <m:t>x</m:t>
+            </m:r>
+          </m:e>
+          <m:sup>
+            <m:r>
+              <m:t>2</m:t>
+            </m:r>
+          </m:sup>
+        </m:sSup>
+      </m:oMath>
+      <w:r>
+        <w:t xml:space="preserve"> </w:t>
+      </w:r>
+      <w:r>
+        <w:t xml:space="preserve">and</w:t>
+      </w:r>
+      <w:r>
+        <w:t xml:space="preserve"> </w:t>
+      </w:r>
+      <m:oMath>
+        <m:r>
+          <m:t>b</m:t>
+        </m:r>
+      </m:oMath>
+      <w:r>
+        <w:t xml:space="preserve"> </w:t>
+      </w:r>
+      <w:r>
+        <w:t xml:space="preserve">multiplies</w:t>
+      </w:r>
+      <w:r>
+        <w:t xml:space="preserve"> </w:t>
+      </w:r>
+      <m:oMath>
+        <m:r>
+          <m:t>x</m:t>
+        </m:r>
+      </m:oMath>
+      <w:r>
+        <w:t xml:space="preserve">,</w:t>
+      </w:r>
+      <w:r>
+        <w:t xml:space="preserve"> </w:t>
+      </w:r>
+      <w:r>
+        <w:t xml:space="preserve">and the three products are added.</w:t>
+      </w:r>
+      <w:r>
+        <w:t xml:space="preserve"> </w:t>
+      </w:r>
+      <w:r>
+        <w:t xml:space="preserve">The parentheses in</w:t>
+      </w:r>
+      <w:r>
+        <w:t xml:space="preserve"> </w:t>
+      </w:r>
+      <m:oMath>
+        <m:r>
+          <m:rPr>
+            <m:sty m:val="p"/>
+          </m:rPr>
+          <m:t>(</m:t>
+        </m:r>
+        <m:r>
+          <m:t>a</m:t>
+        </m:r>
+        <m:r>
+          <m:t>x</m:t>
+        </m:r>
+        <m:r>
+          <m:rPr>
+            <m:sty m:val="p"/>
+          </m:rPr>
+          <m:t>+</m:t>
+        </m:r>
+        <m:r>
+          <m:t>b</m:t>
+        </m:r>
+        <m:r>
+          <m:rPr>
+            <m:sty m:val="p"/>
+          </m:rPr>
+          <m:t>)</m:t>
+        </m:r>
+        <m:r>
+          <m:t> </m:t>
+        </m:r>
+        <m:r>
+          <m:t>x</m:t>
+        </m:r>
+        <m:r>
+          <m:rPr>
+            <m:sty m:val="p"/>
+          </m:rPr>
+          <m:t>+</m:t>
+        </m:r>
+        <m:r>
+          <m:t>c</m:t>
+        </m:r>
+      </m:oMath>
+      <w:r>
+        <w:t xml:space="preserve"> </w:t>
+      </w:r>
+      <w:r>
+        <w:t xml:space="preserve">force a different tree:</w:t>
+      </w:r>
+      <w:r>
+        <w:t xml:space="preserve"> </w:t>
+      </w:r>
+      <m:oMath>
+        <m:r>
+          <m:t>a</m:t>
+        </m:r>
+      </m:oMath>
+      <w:r>
+        <w:t xml:space="preserve"> </w:t>
+      </w:r>
+      <w:r>
+        <w:t xml:space="preserve">multiplies</w:t>
+      </w:r>
+      <w:r>
+        <w:t xml:space="preserve"> </w:t>
+      </w:r>
+      <m:oMath>
+        <m:r>
+          <m:t>x</m:t>
+        </m:r>
+      </m:oMath>
+      <w:r>
+        <w:t xml:space="preserve">,</w:t>
+      </w:r>
+      <w:r>
+        <w:t xml:space="preserve"> </w:t>
+      </w:r>
+      <m:oMath>
+        <m:r>
+          <m:t>b</m:t>
+        </m:r>
+      </m:oMath>
+      <w:r>
+        <w:t xml:space="preserve"> </w:t>
+      </w:r>
+      <w:r>
+        <w:t xml:space="preserve">is added, the sum multiplies</w:t>
+      </w:r>
+      <w:r>
+        <w:t xml:space="preserve"> </w:t>
+      </w:r>
+      <m:oMath>
+        <m:r>
+          <m:t>x</m:t>
+        </m:r>
+      </m:oMath>
+      <w:r>
+        <w:t xml:space="preserve">,</w:t>
+      </w:r>
+      <w:r>
+        <w:t xml:space="preserve"> </w:t>
+      </w:r>
+      <w:r>
+        <w:t xml:space="preserve">and</w:t>
+      </w:r>
+      <w:r>
+        <w:t xml:space="preserve"> </w:t>
+      </w:r>
+      <m:oMath>
+        <m:r>
+          <m:t>c</m:t>
+        </m:r>
+      </m:oMath>
+      <w:r>
+        <w:t xml:space="preserve"> </w:t>
+      </w:r>
+      <w:r>
+        <w:t xml:space="preserve">is added.</w:t>
+      </w:r>
+    </w:p>
+    <w:bookmarkEnd w:id="80"/>
+    <w:bookmarkStart w:id="81" w:name="def-parse-tree"/>
+    <w:p>
+      <w:pPr>
+        <w:pStyle w:val="BodyText"/>
+      </w:pPr>
+      <w:r>
+        <w:rPr>
+          <w:b/>
+          <w:bCs/>
+        </w:rPr>
+        <w:t xml:space="preserve">Definition 27 (Parse tree)</w:t>
+      </w:r>
+      <w:r>
+        <w:t xml:space="preserve"> </w:t>
+      </w:r>
+      <w:r>
+        <w:t xml:space="preserve">The</w:t>
+      </w:r>
+      <w:r>
+        <w:t xml:space="preserve"> </w:t>
+      </w:r>
+      <w:r>
+        <w:rPr>
+          <w:b/>
+          <w:bCs/>
+        </w:rPr>
+        <w:t xml:space="preserve">parse tree</w:t>
+      </w:r>
+      <w:r>
+        <w:t xml:space="preserve"> </w:t>
+      </w:r>
+      <w:r>
+        <w:t xml:space="preserve">of an</w:t>
+      </w:r>
+      <w:r>
+        <w:t xml:space="preserve"> </w:t>
+      </w:r>
+      <w:hyperlink w:anchor="def-expression">
+        <w:r>
+          <w:rPr>
+            <w:rStyle w:val="Hyperlink"/>
+          </w:rPr>
+          <w:t xml:space="preserve">expression</w:t>
+        </w:r>
+      </w:hyperlink>
+      <w:r>
+        <w:t xml:space="preserve"> </w:t>
+      </w:r>
+      <w:r>
+        <w:t xml:space="preserve">is the tree</w:t>
+      </w:r>
+      <w:r>
+        <w:t xml:space="preserve"> </w:t>
+      </w:r>
+      <w:r>
+        <w:t xml:space="preserve">that shows how its symbols group into operations.</w:t>
+      </w:r>
+      <w:r>
+        <w:t xml:space="preserve"> </w:t>
+      </w:r>
+      <w:r>
+        <w:t xml:space="preserve">Its leaves are the constants and variables of the expression,</w:t>
+      </w:r>
+      <w:r>
+        <w:t xml:space="preserve"> </w:t>
+      </w:r>
+      <w:r>
+        <w:t xml:space="preserve">and each internal node is an operation applied to the nodes below it.</w:t>
+      </w:r>
+    </w:p>
+    <w:bookmarkEnd w:id="81"/>
+    <w:bookmarkStart w:id="82" w:name="exm-parse-tree"/>
+    <w:p>
+      <w:pPr>
+        <w:pStyle w:val="BodyText"/>
+      </w:pPr>
+      <w:r>
+        <w:rPr>
+          <w:b/>
+          <w:bCs/>
+        </w:rPr>
+        <w:t xml:space="preserve">Example 23 (The parse tree of a polynomial)</w:t>
+      </w:r>
+      <w:r>
+        <w:t xml:space="preserve"> </w:t>
+      </w:r>
+      <w:r>
+        <w:t xml:space="preserve">The parse tree of</w:t>
+      </w:r>
+      <w:r>
+        <w:t xml:space="preserve"> </w:t>
+      </w:r>
+      <m:oMath>
+        <m:r>
+          <m:rPr>
+            <m:sty m:val="p"/>
+          </m:rPr>
+          <m:t>(</m:t>
+        </m:r>
+        <m:r>
+          <m:t>a</m:t>
+        </m:r>
+        <m:r>
+          <m:t>x</m:t>
+        </m:r>
+        <m:r>
+          <m:rPr>
+            <m:sty m:val="p"/>
+          </m:rPr>
+          <m:t>+</m:t>
+        </m:r>
+        <m:r>
+          <m:t>b</m:t>
+        </m:r>
+        <m:r>
+          <m:rPr>
+            <m:sty m:val="p"/>
+          </m:rPr>
+          <m:t>)</m:t>
+        </m:r>
+        <m:r>
+          <m:t> </m:t>
+        </m:r>
+        <m:r>
+          <m:t>x</m:t>
+        </m:r>
+        <m:r>
+          <m:rPr>
+            <m:sty m:val="p"/>
+          </m:rPr>
+          <m:t>+</m:t>
+        </m:r>
+        <m:r>
+          <m:t>c</m:t>
+        </m:r>
+      </m:oMath>
+      <w:r>
+        <w:t xml:space="preserve">, with each operation having two children, is:</w:t>
+      </w:r>
+    </w:p>
+    <w:p>
+      <w:pPr>
+        <w:pStyle w:val="Compact"/>
+        <w:numPr>
+          <w:ilvl w:val="0"/>
+          <w:numId w:val="1019"/>
+        </w:numPr>
+      </w:pPr>
+      <w:r>
+        <w:t xml:space="preserve">the root</w:t>
+      </w:r>
+      <w:r>
+        <w:t xml:space="preserve"> </w:t>
+      </w:r>
+      <m:oMath>
+        <m:r>
+          <m:rPr>
+            <m:sty m:val="p"/>
+          </m:rPr>
+          <m:t>+</m:t>
+        </m:r>
+      </m:oMath>
+      <w:r>
+        <w:t xml:space="preserve">, whose children are</w:t>
+      </w:r>
+    </w:p>
+    <w:p>
+      <w:pPr>
+        <w:pStyle w:val="Compact"/>
+        <w:numPr>
+          <w:ilvl w:val="1"/>
+          <w:numId w:val="1020"/>
+        </w:numPr>
+      </w:pPr>
+      <w:r>
+        <w:t xml:space="preserve">the node</w:t>
+      </w:r>
+      <w:r>
+        <w:t xml:space="preserve"> </w:t>
+      </w:r>
+      <m:oMath>
+        <m:r>
+          <m:rPr>
+            <m:sty m:val="p"/>
+          </m:rPr>
+          <m:t>×</m:t>
+        </m:r>
+      </m:oMath>
+      <w:r>
+        <w:t xml:space="preserve">, whose children are</w:t>
+      </w:r>
+    </w:p>
+    <w:p>
+      <w:pPr>
+        <w:pStyle w:val="Compact"/>
+        <w:numPr>
+          <w:ilvl w:val="2"/>
+          <w:numId w:val="1021"/>
+        </w:numPr>
+      </w:pPr>
+      <w:r>
+        <w:t xml:space="preserve">the node</w:t>
+      </w:r>
+      <w:r>
+        <w:t xml:space="preserve"> </w:t>
+      </w:r>
+      <m:oMath>
+        <m:r>
+          <m:rPr>
+            <m:sty m:val="p"/>
+          </m:rPr>
+          <m:t>+</m:t>
+        </m:r>
+      </m:oMath>
+      <w:r>
+        <w:t xml:space="preserve">, whose children are</w:t>
+      </w:r>
+    </w:p>
+    <w:p>
+      <w:pPr>
+        <w:pStyle w:val="Compact"/>
+        <w:numPr>
+          <w:ilvl w:val="3"/>
+          <w:numId w:val="1022"/>
+        </w:numPr>
+      </w:pPr>
+      <w:r>
+        <w:t xml:space="preserve">the node</w:t>
+      </w:r>
+      <w:r>
+        <w:t xml:space="preserve"> </w:t>
+      </w:r>
+      <m:oMath>
+        <m:r>
+          <m:rPr>
+            <m:sty m:val="p"/>
+          </m:rPr>
+          <m:t>×</m:t>
+        </m:r>
+      </m:oMath>
+      <w:r>
+        <w:t xml:space="preserve">, whose children are the leaves</w:t>
+      </w:r>
+      <w:r>
+        <w:t xml:space="preserve"> </w:t>
+      </w:r>
+      <m:oMath>
+        <m:r>
+          <m:t>a</m:t>
+        </m:r>
+      </m:oMath>
+      <w:r>
+        <w:t xml:space="preserve"> </w:t>
+      </w:r>
+      <w:r>
+        <w:t xml:space="preserve">and</w:t>
+      </w:r>
+      <w:r>
+        <w:t xml:space="preserve"> </w:t>
+      </w:r>
+      <m:oMath>
+        <m:r>
+          <m:t>x</m:t>
+        </m:r>
+      </m:oMath>
+      <w:r>
+        <w:t xml:space="preserve">,</w:t>
+      </w:r>
+    </w:p>
+    <w:p>
+      <w:pPr>
+        <w:pStyle w:val="Compact"/>
+        <w:numPr>
+          <w:ilvl w:val="3"/>
+          <w:numId w:val="1022"/>
+        </w:numPr>
+      </w:pPr>
+      <w:r>
+        <w:t xml:space="preserve">the leaf</w:t>
+      </w:r>
+      <w:r>
+        <w:t xml:space="preserve"> </w:t>
+      </w:r>
+      <m:oMath>
+        <m:r>
+          <m:t>b</m:t>
+        </m:r>
+      </m:oMath>
+      <w:r>
+        <w:t xml:space="preserve">;</w:t>
+      </w:r>
+    </w:p>
+    <w:p>
+      <w:pPr>
+        <w:pStyle w:val="Compact"/>
+        <w:numPr>
+          <w:ilvl w:val="2"/>
+          <w:numId w:val="1021"/>
+        </w:numPr>
+      </w:pPr>
+      <w:r>
+        <w:t xml:space="preserve">the leaf</w:t>
+      </w:r>
+      <w:r>
+        <w:t xml:space="preserve"> </w:t>
+      </w:r>
+      <m:oMath>
+        <m:r>
+          <m:t>x</m:t>
+        </m:r>
+      </m:oMath>
+      <w:r>
+        <w:t xml:space="preserve">;</w:t>
+      </w:r>
+    </w:p>
+    <w:p>
+      <w:pPr>
+        <w:pStyle w:val="Compact"/>
+        <w:numPr>
+          <w:ilvl w:val="1"/>
+          <w:numId w:val="1020"/>
+        </w:numPr>
+      </w:pPr>
+      <w:r>
+        <w:t xml:space="preserve">the leaf</w:t>
+      </w:r>
+      <w:r>
+        <w:t xml:space="preserve"> </w:t>
+      </w:r>
+      <m:oMath>
+        <m:r>
+          <m:t>c</m:t>
+        </m:r>
+      </m:oMath>
+      <w:r>
+        <w:t xml:space="preserve">.</w:t>
+      </w:r>
+    </w:p>
+    <w:p>
+      <w:pPr>
+        <w:pStyle w:val="FirstParagraph"/>
+      </w:pPr>
+      <w:r>
+        <w:t xml:space="preserve">Read from the leaves up, the tree says to multiply</w:t>
+      </w:r>
+      <w:r>
+        <w:t xml:space="preserve"> </w:t>
+      </w:r>
+      <m:oMath>
+        <m:r>
+          <m:t>a</m:t>
+        </m:r>
+      </m:oMath>
+      <w:r>
+        <w:t xml:space="preserve"> </w:t>
+      </w:r>
+      <w:r>
+        <w:t xml:space="preserve">by</w:t>
+      </w:r>
+      <w:r>
+        <w:t xml:space="preserve"> </w:t>
+      </w:r>
+      <m:oMath>
+        <m:r>
+          <m:t>x</m:t>
+        </m:r>
+      </m:oMath>
+      <w:r>
+        <w:t xml:space="preserve">,</w:t>
+      </w:r>
+      <w:r>
+        <w:t xml:space="preserve"> </w:t>
+      </w:r>
+      <w:r>
+        <w:t xml:space="preserve">add</w:t>
+      </w:r>
+      <w:r>
+        <w:t xml:space="preserve"> </w:t>
+      </w:r>
+      <m:oMath>
+        <m:r>
+          <m:t>b</m:t>
+        </m:r>
+      </m:oMath>
+      <w:r>
+        <w:t xml:space="preserve">, multiply by</w:t>
+      </w:r>
+      <w:r>
+        <w:t xml:space="preserve"> </w:t>
+      </w:r>
+      <m:oMath>
+        <m:r>
+          <m:t>x</m:t>
+        </m:r>
+      </m:oMath>
+      <w:r>
+        <w:t xml:space="preserve">, and add</w:t>
+      </w:r>
+      <w:r>
+        <w:t xml:space="preserve"> </w:t>
+      </w:r>
+      <m:oMath>
+        <m:r>
+          <m:t>c</m:t>
+        </m:r>
+      </m:oMath>
+      <w:r>
+        <w:t xml:space="preserve">.</w:t>
+      </w:r>
+      <w:r>
+        <w:t xml:space="preserve"> </w:t>
+      </w:r>
+      <w:r>
+        <w:t xml:space="preserve">The expression</w:t>
+      </w:r>
+      <w:r>
+        <w:t xml:space="preserve"> </w:t>
+      </w:r>
+      <m:oMath>
+        <m:r>
+          <m:t>a</m:t>
+        </m:r>
+        <m:sSup>
+          <m:e>
+            <m:r>
+              <m:t>x</m:t>
+            </m:r>
+          </m:e>
+          <m:sup>
+            <m:r>
+              <m:t>2</m:t>
+            </m:r>
+          </m:sup>
+        </m:sSup>
+        <m:r>
+          <m:rPr>
+            <m:sty m:val="p"/>
+          </m:rPr>
+          <m:t>+</m:t>
+        </m:r>
+        <m:r>
+          <m:t>b</m:t>
+        </m:r>
+        <m:r>
+          <m:t>x</m:t>
+        </m:r>
+        <m:r>
+          <m:rPr>
+            <m:sty m:val="p"/>
+          </m:rPr>
+          <m:t>+</m:t>
+        </m:r>
+        <m:r>
+          <m:t>c</m:t>
+        </m:r>
+      </m:oMath>
+      <w:r>
+        <w:t xml:space="preserve"> </w:t>
+      </w:r>
+      <w:r>
+        <w:t xml:space="preserve">has a different tree.</w:t>
+      </w:r>
+      <w:r>
+        <w:t xml:space="preserve"> </w:t>
+      </w:r>
+      <w:r>
+        <w:t xml:space="preserve">Its root is the</w:t>
+      </w:r>
+      <w:r>
+        <w:t xml:space="preserve"> </w:t>
+      </w:r>
+      <m:oMath>
+        <m:r>
+          <m:rPr>
+            <m:sty m:val="p"/>
+          </m:rPr>
+          <m:t>+</m:t>
+        </m:r>
+      </m:oMath>
+      <w:r>
+        <w:t xml:space="preserve"> </w:t>
+      </w:r>
+      <w:r>
+        <w:t xml:space="preserve">whose children are</w:t>
+      </w:r>
+      <w:r>
+        <w:t xml:space="preserve"> </w:t>
+      </w:r>
+      <m:oMath>
+        <m:r>
+          <m:t>a</m:t>
+        </m:r>
+        <m:sSup>
+          <m:e>
+            <m:r>
+              <m:t>x</m:t>
+            </m:r>
+          </m:e>
+          <m:sup>
+            <m:r>
+              <m:t>2</m:t>
+            </m:r>
+          </m:sup>
+        </m:sSup>
+        <m:r>
+          <m:rPr>
+            <m:sty m:val="p"/>
+          </m:rPr>
+          <m:t>+</m:t>
+        </m:r>
+        <m:r>
+          <m:t>b</m:t>
+        </m:r>
+        <m:r>
+          <m:t>x</m:t>
+        </m:r>
+      </m:oMath>
+      <w:r>
+        <w:t xml:space="preserve"> </w:t>
+      </w:r>
+      <w:r>
+        <w:t xml:space="preserve">and</w:t>
+      </w:r>
+      <w:r>
+        <w:t xml:space="preserve"> </w:t>
+      </w:r>
+      <m:oMath>
+        <m:r>
+          <m:t>c</m:t>
+        </m:r>
+      </m:oMath>
+      <w:r>
+        <w:t xml:space="preserve">,</w:t>
+      </w:r>
+      <w:r>
+        <w:t xml:space="preserve"> </w:t>
+      </w:r>
+      <w:r>
+        <w:t xml:space="preserve">and the first of these is a</w:t>
+      </w:r>
+      <w:r>
+        <w:t xml:space="preserve"> </w:t>
+      </w:r>
+      <m:oMath>
+        <m:r>
+          <m:rPr>
+            <m:sty m:val="p"/>
+          </m:rPr>
+          <m:t>+</m:t>
+        </m:r>
+      </m:oMath>
+      <w:r>
+        <w:t xml:space="preserve"> </w:t>
+      </w:r>
+      <w:r>
+        <w:t xml:space="preserve">whose children are</w:t>
+      </w:r>
+      <w:r>
+        <w:t xml:space="preserve"> </w:t>
+      </w:r>
+      <m:oMath>
+        <m:r>
+          <m:t>a</m:t>
+        </m:r>
+        <m:sSup>
+          <m:e>
+            <m:r>
+              <m:t>x</m:t>
+            </m:r>
+          </m:e>
+          <m:sup>
+            <m:r>
+              <m:t>2</m:t>
+            </m:r>
+          </m:sup>
+        </m:sSup>
+      </m:oMath>
+      <w:r>
+        <w:t xml:space="preserve"> </w:t>
+      </w:r>
+      <w:r>
+        <w:t xml:space="preserve">and</w:t>
+      </w:r>
+      <w:r>
+        <w:t xml:space="preserve"> </w:t>
+      </w:r>
+      <m:oMath>
+        <m:r>
+          <m:t>b</m:t>
+        </m:r>
+        <m:r>
+          <m:t>x</m:t>
+        </m:r>
+      </m:oMath>
+      <w:r>
+        <w:t xml:space="preserve">.</w:t>
+      </w:r>
+    </w:p>
+    <w:bookmarkEnd w:id="82"/>
+    <w:bookmarkStart w:id="83" w:name="rem-expression-parse-tree"/>
+    <w:p>
+      <w:pPr>
+        <w:pStyle w:val="BodyText"/>
+      </w:pPr>
+      <w:r>
+        <w:rPr>
+          <w:i/>
+          <w:iCs/>
+        </w:rPr>
+        <w:t xml:space="preserve">Remark 9</w:t>
+      </w:r>
+      <w:r>
+        <w:t xml:space="preserve"> (Expressions, precedence and parse trees). </w:t>
+      </w:r>
+      <w:r>
+        <w:t xml:space="preserve">An expression does not say how to compute the output it fixes,</w:t>
+      </w:r>
+      <w:r>
+        <w:t xml:space="preserve"> </w:t>
+      </w:r>
+      <w:r>
+        <w:t xml:space="preserve">and many expressions denote the same function.</w:t>
+      </w:r>
+      <w:r>
+        <w:t xml:space="preserve"> </w:t>
+      </w:r>
+      <w:r>
+        <w:t xml:space="preserve">A function is the input-output relationship itself;</w:t>
+      </w:r>
+      <w:r>
+        <w:t xml:space="preserve"> </w:t>
+      </w:r>
+      <w:r>
+        <w:t xml:space="preserve">an expression is one way of writing it down.</w:t>
+      </w:r>
+    </w:p>
+    <w:p>
+      <w:pPr>
+        <w:pStyle w:val="BodyText"/>
+      </w:pPr>
+      <w:r>
+        <w:t xml:space="preserve">The rules of operator precedence (PEMDAS: parentheses, exponents,</w:t>
+      </w:r>
+      <w:r>
+        <w:t xml:space="preserve"> </w:t>
+      </w:r>
+      <w:r>
+        <w:t xml:space="preserve">multiplication and division, addition and subtraction)</w:t>
+      </w:r>
+      <w:r>
+        <w:t xml:space="preserve"> </w:t>
+      </w:r>
+      <w:r>
+        <w:t xml:space="preserve">decide how the symbols group.</w:t>
+      </w:r>
+      <w:r>
+        <w:t xml:space="preserve"> </w:t>
+      </w:r>
+      <w:r>
+        <w:t xml:space="preserve">They turn the string into its parse tree (</w:t>
+      </w:r>
+      <w:hyperlink w:anchor="def-parse-tree">
+        <w:r>
+          <w:rPr>
+            <w:rStyle w:val="Hyperlink"/>
+          </w:rPr>
+          <w:t xml:space="preserve">Definition 27</w:t>
+        </w:r>
+      </w:hyperlink>
+      <w:r>
+        <w:t xml:space="preserve">).</w:t>
+      </w:r>
+    </w:p>
+    <w:bookmarkEnd w:id="83"/>
+    <w:bookmarkStart w:id="84" w:name="def-algorithm"/>
+    <w:p>
+      <w:pPr>
+        <w:pStyle w:val="BodyText"/>
+      </w:pPr>
+      <w:r>
+        <w:rPr>
+          <w:b/>
+          <w:bCs/>
+        </w:rPr>
+        <w:t xml:space="preserve">Definition 28 (Algorithm)</w:t>
+      </w:r>
+      <w:r>
+        <w:t xml:space="preserve"> </w:t>
+      </w:r>
+      <w:r>
+        <w:t xml:space="preserve">An</w:t>
+      </w:r>
+      <w:r>
+        <w:t xml:space="preserve"> </w:t>
+      </w:r>
+      <w:r>
+        <w:rPr>
+          <w:b/>
+          <w:bCs/>
+        </w:rPr>
+        <w:t xml:space="preserve">algorithm</w:t>
+      </w:r>
+      <w:r>
+        <w:t xml:space="preserve"> </w:t>
+      </w:r>
+      <w:r>
+        <w:t xml:space="preserve">is a finite list of unambiguous steps that,</w:t>
+      </w:r>
+      <w:r>
+        <w:t xml:space="preserve"> </w:t>
+      </w:r>
+      <w:r>
+        <w:t xml:space="preserve">applied to any valid input, halts and returns an output.</w:t>
+      </w:r>
+      <w:r>
+        <w:t xml:space="preserve"> </w:t>
+      </w:r>
+      <w:r>
+        <w:t xml:space="preserve">An algorithm</w:t>
+      </w:r>
+      <w:r>
+        <w:t xml:space="preserve"> </w:t>
+      </w:r>
+      <w:r>
+        <w:rPr>
+          <w:i/>
+          <w:iCs/>
+        </w:rPr>
+        <w:t xml:space="preserve">computes</w:t>
+      </w:r>
+      <w:r>
+        <w:t xml:space="preserve"> </w:t>
+      </w:r>
+      <w:r>
+        <w:t xml:space="preserve">a</w:t>
+      </w:r>
+      <w:r>
+        <w:t xml:space="preserve"> </w:t>
+      </w:r>
+      <w:hyperlink w:anchor="def-function">
+        <w:r>
+          <w:rPr>
+            <w:rStyle w:val="Hyperlink"/>
+          </w:rPr>
+          <w:t xml:space="preserve">function</w:t>
+        </w:r>
+      </w:hyperlink>
+      <w:r>
+        <w:t xml:space="preserve">:</w:t>
+      </w:r>
+      <w:r>
+        <w:t xml:space="preserve"> </w:t>
+      </w:r>
+      <w:r>
+        <w:t xml:space="preserve">for each input it returns the function’s value at that input.</w:t>
+      </w:r>
+    </w:p>
+    <w:bookmarkEnd w:id="84"/>
+    <w:bookmarkStart w:id="85" w:name="exm-algorithm"/>
+    <w:p>
+      <w:pPr>
+        <w:pStyle w:val="BodyText"/>
+      </w:pPr>
+      <w:r>
+        <w:rPr>
+          <w:b/>
+          <w:bCs/>
+        </w:rPr>
+        <w:t xml:space="preserve">Example 24 (Two algorithms for one function)</w:t>
+      </w:r>
+      <w:r>
+        <w:t xml:space="preserve"> </w:t>
+      </w:r>
+      <w:r>
+        <w:t xml:space="preserve">Take the function that</w:t>
+      </w:r>
+      <w:r>
+        <w:t xml:space="preserve"> </w:t>
+      </w:r>
+      <w:hyperlink w:anchor="exm-expression">
+        <w:r>
+          <w:rPr>
+            <w:rStyle w:val="Hyperlink"/>
+          </w:rPr>
+          <w:t xml:space="preserve">Example 22</w:t>
+        </w:r>
+      </w:hyperlink>
+      <w:r>
+        <w:t xml:space="preserve"> </w:t>
+      </w:r>
+      <w:r>
+        <w:t xml:space="preserve">writes two ways.</w:t>
+      </w:r>
+      <w:r>
+        <w:t xml:space="preserve"> </w:t>
+      </w:r>
+      <w:r>
+        <w:t xml:space="preserve">Evaluating the tree of</w:t>
+      </w:r>
+      <w:r>
+        <w:t xml:space="preserve"> </w:t>
+      </w:r>
+      <m:oMath>
+        <m:r>
+          <m:t>a</m:t>
+        </m:r>
+        <m:sSup>
+          <m:e>
+            <m:r>
+              <m:t>x</m:t>
+            </m:r>
+          </m:e>
+          <m:sup>
+            <m:r>
+              <m:t>2</m:t>
+            </m:r>
+          </m:sup>
+        </m:sSup>
+        <m:r>
+          <m:rPr>
+            <m:sty m:val="p"/>
+          </m:rPr>
+          <m:t>+</m:t>
+        </m:r>
+        <m:r>
+          <m:t>b</m:t>
+        </m:r>
+        <m:r>
+          <m:t>x</m:t>
+        </m:r>
+        <m:r>
+          <m:rPr>
+            <m:sty m:val="p"/>
+          </m:rPr>
+          <m:t>+</m:t>
+        </m:r>
+        <m:r>
+          <m:t>c</m:t>
+        </m:r>
+      </m:oMath>
+      <w:r>
+        <w:t xml:space="preserve">, with</w:t>
+      </w:r>
+      <w:r>
+        <w:t xml:space="preserve"> </w:t>
+      </w:r>
+      <m:oMath>
+        <m:sSup>
+          <m:e>
+            <m:r>
+              <m:t>x</m:t>
+            </m:r>
+          </m:e>
+          <m:sup>
+            <m:r>
+              <m:t>2</m:t>
+            </m:r>
+          </m:sup>
+        </m:sSup>
+      </m:oMath>
+      <w:r>
+        <w:t xml:space="preserve"> </w:t>
+      </w:r>
+      <w:r>
+        <w:t xml:space="preserve">computed as</w:t>
+      </w:r>
+      <w:r>
+        <w:t xml:space="preserve"> </w:t>
+      </w:r>
+      <m:oMath>
+        <m:r>
+          <m:t>x</m:t>
+        </m:r>
+        <m:r>
+          <m:rPr>
+            <m:sty m:val="p"/>
+          </m:rPr>
+          <m:t>⋅</m:t>
+        </m:r>
+        <m:r>
+          <m:t>x</m:t>
+        </m:r>
+      </m:oMath>
+      <w:r>
+        <w:t xml:space="preserve">,</w:t>
+      </w:r>
+      <w:r>
+        <w:t xml:space="preserve"> </w:t>
+      </w:r>
+      <w:r>
+        <w:t xml:space="preserve">takes three multiplications and two additions.</w:t>
+      </w:r>
+      <w:r>
+        <w:t xml:space="preserve"> </w:t>
+      </w:r>
+      <w:r>
+        <w:t xml:space="preserve">Evaluating the tree of Horner’s form</w:t>
+      </w:r>
+      <w:r>
+        <w:t xml:space="preserve"> </w:t>
+      </w:r>
+      <m:oMath>
+        <m:r>
+          <m:rPr>
+            <m:sty m:val="p"/>
+          </m:rPr>
+          <m:t>(</m:t>
+        </m:r>
+        <m:r>
+          <m:t>a</m:t>
+        </m:r>
+        <m:r>
+          <m:t>x</m:t>
+        </m:r>
+        <m:r>
+          <m:rPr>
+            <m:sty m:val="p"/>
+          </m:rPr>
+          <m:t>+</m:t>
+        </m:r>
+        <m:r>
+          <m:t>b</m:t>
+        </m:r>
+        <m:r>
+          <m:rPr>
+            <m:sty m:val="p"/>
+          </m:rPr>
+          <m:t>)</m:t>
+        </m:r>
+        <m:r>
+          <m:t> </m:t>
+        </m:r>
+        <m:r>
+          <m:t>x</m:t>
+        </m:r>
+        <m:r>
+          <m:rPr>
+            <m:sty m:val="p"/>
+          </m:rPr>
+          <m:t>+</m:t>
+        </m:r>
+        <m:r>
+          <m:t>c</m:t>
+        </m:r>
+      </m:oMath>
+      <w:r>
+        <w:t xml:space="preserve"> </w:t>
+      </w:r>
+      <w:r>
+        <w:t xml:space="preserve">takes two multiplications and two additions.</w:t>
+      </w:r>
+      <w:r>
+        <w:t xml:space="preserve"> </w:t>
+      </w:r>
+      <w:r>
+        <w:t xml:space="preserve">At</w:t>
+      </w:r>
+      <w:r>
+        <w:t xml:space="preserve"> </w:t>
+      </w:r>
+      <m:oMath>
+        <m:r>
+          <m:t>a</m:t>
+        </m:r>
+        <m:r>
+          <m:rPr>
+            <m:sty m:val="p"/>
+          </m:rPr>
+          <m:t>=</m:t>
+        </m:r>
+        <m:r>
+          <m:t>2</m:t>
+        </m:r>
+      </m:oMath>
+      <w:r>
+        <w:t xml:space="preserve">,</w:t>
+      </w:r>
+      <w:r>
+        <w:t xml:space="preserve"> </w:t>
+      </w:r>
+      <m:oMath>
+        <m:r>
+          <m:t>b</m:t>
+        </m:r>
+        <m:r>
+          <m:rPr>
+            <m:sty m:val="p"/>
+          </m:rPr>
+          <m:t>=</m:t>
+        </m:r>
+        <m:r>
+          <m:rPr>
+            <m:sty m:val="p"/>
+          </m:rPr>
+          <m:t>−</m:t>
+        </m:r>
+        <m:r>
+          <m:t>3</m:t>
+        </m:r>
+      </m:oMath>
+      <w:r>
+        <w:t xml:space="preserve">,</w:t>
+      </w:r>
+      <w:r>
+        <w:t xml:space="preserve"> </w:t>
+      </w:r>
+      <m:oMath>
+        <m:r>
+          <m:t>c</m:t>
+        </m:r>
+        <m:r>
+          <m:rPr>
+            <m:sty m:val="p"/>
+          </m:rPr>
+          <m:t>=</m:t>
+        </m:r>
+        <m:r>
+          <m:t>5</m:t>
+        </m:r>
+      </m:oMath>
+      <w:r>
+        <w:t xml:space="preserve"> </w:t>
+      </w:r>
+      <w:r>
+        <w:t xml:space="preserve">and</w:t>
+      </w:r>
+      <w:r>
+        <w:t xml:space="preserve"> </w:t>
+      </w:r>
+      <m:oMath>
+        <m:r>
+          <m:t>x</m:t>
+        </m:r>
+        <m:r>
+          <m:rPr>
+            <m:sty m:val="p"/>
+          </m:rPr>
+          <m:t>=</m:t>
+        </m:r>
+        <m:r>
+          <m:t>1.5</m:t>
+        </m:r>
+      </m:oMath>
+      <w:r>
+        <w:t xml:space="preserve">,</w:t>
+      </w:r>
+      <w:r>
+        <w:t xml:space="preserve"> </w:t>
+      </w:r>
+      <w:r>
+        <w:t xml:space="preserve">the first algorithm computes</w:t>
+      </w:r>
+      <w:r>
+        <w:t xml:space="preserve"> </w:t>
+      </w:r>
+      <m:oMath>
+        <m:r>
+          <m:t>4.5</m:t>
+        </m:r>
+        <m:r>
+          <m:rPr>
+            <m:sty m:val="p"/>
+          </m:rPr>
+          <m:t>−</m:t>
+        </m:r>
+        <m:r>
+          <m:t>4.5</m:t>
+        </m:r>
+        <m:r>
+          <m:rPr>
+            <m:sty m:val="p"/>
+          </m:rPr>
+          <m:t>+</m:t>
+        </m:r>
+        <m:r>
+          <m:t>5</m:t>
+        </m:r>
+        <m:r>
+          <m:rPr>
+            <m:sty m:val="p"/>
+          </m:rPr>
+          <m:t>=</m:t>
+        </m:r>
+        <m:r>
+          <m:t>5</m:t>
+        </m:r>
+      </m:oMath>
+      <w:r>
+        <w:t xml:space="preserve"> </w:t>
+      </w:r>
+      <w:r>
+        <w:t xml:space="preserve">and the second computes</w:t>
+      </w:r>
+      <w:r>
+        <w:t xml:space="preserve"> </w:t>
+      </w:r>
+      <m:oMath>
+        <m:r>
+          <m:rPr>
+            <m:sty m:val="p"/>
+          </m:rPr>
+          <m:t>(</m:t>
+        </m:r>
+        <m:r>
+          <m:t>3</m:t>
+        </m:r>
+        <m:r>
+          <m:rPr>
+            <m:sty m:val="p"/>
+          </m:rPr>
+          <m:t>−</m:t>
+        </m:r>
+        <m:r>
+          <m:t>3</m:t>
+        </m:r>
+        <m:r>
+          <m:rPr>
+            <m:sty m:val="p"/>
+          </m:rPr>
+          <m:t>)</m:t>
+        </m:r>
+        <m:r>
+          <m:rPr>
+            <m:sty m:val="p"/>
+          </m:rPr>
+          <m:t>⋅</m:t>
+        </m:r>
+        <m:r>
+          <m:t>1.5</m:t>
+        </m:r>
+        <m:r>
+          <m:rPr>
+            <m:sty m:val="p"/>
+          </m:rPr>
+          <m:t>+</m:t>
+        </m:r>
+        <m:r>
+          <m:t>5</m:t>
+        </m:r>
+        <m:r>
+          <m:rPr>
+            <m:sty m:val="p"/>
+          </m:rPr>
+          <m:t>=</m:t>
+        </m:r>
+        <m:r>
+          <m:t>5</m:t>
+        </m:r>
+      </m:oMath>
+      <w:r>
+        <w:t xml:space="preserve">,</w:t>
+      </w:r>
+      <w:r>
+        <w:t xml:space="preserve"> </w:t>
+      </w:r>
+      <w:r>
+        <w:t xml:space="preserve">the same value by different steps.</w:t>
+      </w:r>
+    </w:p>
+    <w:bookmarkEnd w:id="85"/>
+    <w:bookmarkStart w:id="86" w:name="rem-function-expression-algorithm"/>
+    <w:p>
+      <w:pPr>
+        <w:pStyle w:val="BodyText"/>
+      </w:pPr>
+      <w:r>
+        <w:rPr>
+          <w:i/>
+          <w:iCs/>
+        </w:rPr>
+        <w:t xml:space="preserve">Remark 10</w:t>
+      </w:r>
+      <w:r>
+        <w:t xml:space="preserve"> (How functions, expressions and algorithms relate). </w:t>
+      </w:r>
+      <w:r>
+        <w:t xml:space="preserve">The three ideas fit together this way:</w:t>
+      </w:r>
+    </w:p>
+    <w:p>
+      <w:pPr>
+        <w:pStyle w:val="Compact"/>
+        <w:numPr>
+          <w:ilvl w:val="0"/>
+          <w:numId w:val="1023"/>
+        </w:numPr>
+      </w:pPr>
+      <w:r>
+        <w:t xml:space="preserve">A function is the input-output relationship.</w:t>
+      </w:r>
+    </w:p>
+    <w:p>
+      <w:pPr>
+        <w:pStyle w:val="Compact"/>
+        <w:numPr>
+          <w:ilvl w:val="0"/>
+          <w:numId w:val="1023"/>
+        </w:numPr>
+      </w:pPr>
+      <w:r>
+        <w:t xml:space="preserve">An</w:t>
+      </w:r>
+      <w:r>
+        <w:t xml:space="preserve"> </w:t>
+      </w:r>
+      <w:hyperlink w:anchor="def-expression">
+        <w:r>
+          <w:rPr>
+            <w:rStyle w:val="Hyperlink"/>
+          </w:rPr>
+          <w:t xml:space="preserve">expression</w:t>
+        </w:r>
+      </w:hyperlink>
+      <w:r>
+        <w:t xml:space="preserve"> </w:t>
+      </w:r>
+      <w:r>
+        <w:t xml:space="preserve">denotes a function,</w:t>
+      </w:r>
+      <w:r>
+        <w:t xml:space="preserve"> </w:t>
+      </w:r>
+      <w:r>
+        <w:t xml:space="preserve">and many expressions denote the same one.</w:t>
+      </w:r>
+    </w:p>
+    <w:p>
+      <w:pPr>
+        <w:pStyle w:val="Compact"/>
+        <w:numPr>
+          <w:ilvl w:val="0"/>
+          <w:numId w:val="1023"/>
+        </w:numPr>
+      </w:pPr>
+      <w:r>
+        <w:t xml:space="preserve">An</w:t>
+      </w:r>
+      <w:r>
+        <w:t xml:space="preserve"> </w:t>
+      </w:r>
+      <w:hyperlink w:anchor="def-algorithm">
+        <w:r>
+          <w:rPr>
+            <w:rStyle w:val="Hyperlink"/>
+          </w:rPr>
+          <w:t xml:space="preserve">algorithm</w:t>
+        </w:r>
+      </w:hyperlink>
+      <w:r>
+        <w:t xml:space="preserve"> </w:t>
+      </w:r>
+      <w:r>
+        <w:t xml:space="preserve">computes a function,</w:t>
+      </w:r>
+      <w:r>
+        <w:t xml:space="preserve"> </w:t>
+      </w:r>
+      <w:r>
+        <w:t xml:space="preserve">and many algorithms compute the same one.</w:t>
+      </w:r>
+    </w:p>
+    <w:p>
+      <w:pPr>
+        <w:pStyle w:val="FirstParagraph"/>
+      </w:pPr>
+      <w:r>
+        <w:t xml:space="preserve">An expression is not an algorithm,</w:t>
+      </w:r>
+      <w:r>
+        <w:t xml:space="preserve"> </w:t>
+      </w:r>
+      <w:r>
+        <w:t xml:space="preserve">because it does not say what to do, or in what order.</w:t>
+      </w:r>
+      <w:r>
+        <w:t xml:space="preserve"> </w:t>
+      </w:r>
+      <w:r>
+        <w:t xml:space="preserve">Given values for its variables,</w:t>
+      </w:r>
+      <w:r>
+        <w:t xml:space="preserve"> </w:t>
+      </w:r>
+      <w:r>
+        <w:t xml:space="preserve">evaluating its parse tree from the leaves up is one algorithm for the function it denotes,</w:t>
+      </w:r>
+      <w:r>
+        <w:t xml:space="preserve"> </w:t>
+      </w:r>
+      <w:r>
+        <w:t xml:space="preserve">and a different expression for the same function gives a different tree and a different algorithm.</w:t>
+      </w:r>
+    </w:p>
+    <w:bookmarkEnd w:id="86"/>
+    <w:bookmarkStart w:id="87" w:name="rem-no-known-algorithm"/>
+    <w:p>
+      <w:pPr>
+        <w:pStyle w:val="BodyText"/>
+      </w:pPr>
+      <w:r>
+        <w:rPr>
+          <w:i/>
+          <w:iCs/>
+        </w:rPr>
+        <w:t xml:space="preserve">Remark 11</w:t>
+      </w:r>
+      <w:r>
+        <w:t xml:space="preserve"> (Values with no known algorithm). </w:t>
+      </w:r>
+      <w:r>
+        <w:t xml:space="preserve">Some functions have no known finite algorithm for their exact values,</w:t>
+      </w:r>
+      <w:r>
+        <w:t xml:space="preserve"> </w:t>
+      </w:r>
+      <w:r>
+        <w:t xml:space="preserve">and expressions that denote them,</w:t>
+      </w:r>
+      <w:r>
+        <w:t xml:space="preserve"> </w:t>
+      </w:r>
+      <w:r>
+        <w:t xml:space="preserve">such as a limit, a supremum, an integral with no closed form,</w:t>
+      </w:r>
+      <w:r>
+        <w:t xml:space="preserve"> </w:t>
+      </w:r>
+      <w:r>
+        <w:t xml:space="preserve">or an</w:t>
+      </w:r>
+      <w:r>
+        <w:t xml:space="preserve"> </w:t>
+      </w:r>
+      <m:oMath>
+        <m:r>
+          <m:rPr>
+            <m:sty m:val="p"/>
+          </m:rPr>
+          <m:t>arg</m:t>
+        </m:r>
+        <m:r>
+          <m:rPr>
+            <m:sty m:val="p"/>
+          </m:rPr>
+          <m:t>min</m:t>
+        </m:r>
+      </m:oMath>
+      <w:r>
+        <w:t xml:space="preserve"> </w:t>
+      </w:r>
+      <w:r>
+        <w:t xml:space="preserve">over a set with no formula for the minimizer,</w:t>
+      </w:r>
+      <w:r>
+        <w:t xml:space="preserve"> </w:t>
+      </w:r>
+      <w:r>
+        <w:t xml:space="preserve">cannot be evaluated by following their tree.</w:t>
+      </w:r>
+      <w:r>
+        <w:t xml:space="preserve"> </w:t>
+      </w:r>
+      <w:r>
+        <w:t xml:space="preserve">Such a value can still be well defined and approximated by an algorithm.</w:t>
+      </w:r>
+    </w:p>
+    <w:bookmarkEnd w:id="87"/>
+    <w:bookmarkStart w:id="88" w:name="exm-no-known-algorithm"/>
+    <w:p>
+      <w:pPr>
+        <w:pStyle w:val="BodyText"/>
+      </w:pPr>
+      <w:r>
+        <w:rPr>
+          <w:b/>
+          <w:bCs/>
+        </w:rPr>
+        <w:t xml:space="preserve">Example 25 (A minimizer with no known formula)</w:t>
+      </w:r>
+      <w:r>
+        <w:t xml:space="preserve"> </w:t>
+      </w:r>
+      <w:r>
+        <w:t xml:space="preserve">The minimizer</w:t>
+      </w:r>
+      <w:r>
+        <w:t xml:space="preserve"> </w:t>
+      </w:r>
+      <m:oMath>
+        <m:r>
+          <m:rPr>
+            <m:sty m:val="p"/>
+          </m:rPr>
+          <m:t>arg</m:t>
+        </m:r>
+        <m:sSub>
+          <m:e>
+            <m:r>
+              <m:rPr>
+                <m:sty m:val="p"/>
+              </m:rPr>
+              <m:t>min</m:t>
+            </m:r>
+          </m:e>
+          <m:sub>
+            <m:r>
+              <m:t>x</m:t>
+            </m:r>
+            <m:r>
+              <m:rPr>
+                <m:sty m:val="p"/>
+              </m:rPr>
+              <m:t>∈</m:t>
+            </m:r>
+            <m:r>
+              <m:rPr>
+                <m:scr m:val="double-struck"/>
+                <m:sty m:val="p"/>
+              </m:rPr>
+              <m:t>R</m:t>
+            </m:r>
+          </m:sub>
+        </m:sSub>
+        <m:r>
+          <m:t>​</m:t>
+        </m:r>
+        <m:d>
+          <m:dPr>
+            <m:begChr m:val="("/>
+            <m:sepChr m:val=""/>
+            <m:endChr m:val=")"/>
+            <m:grow/>
+          </m:dPr>
+          <m:e>
+            <m:r>
+              <m:t>x</m:t>
+            </m:r>
+            <m:r>
+              <m:rPr>
+                <m:sty m:val="p"/>
+              </m:rPr>
+              <m:t>−</m:t>
+            </m:r>
+            <m:r>
+              <m:rPr>
+                <m:sty m:val="p"/>
+              </m:rPr>
+              <m:t>cos</m:t>
+            </m:r>
+            <m:r>
+              <m:t>x</m:t>
+            </m:r>
+          </m:e>
+        </m:d>
+        <m:sSup>
+          <m:e>
+            <m:r>
+              <m:t>​</m:t>
+            </m:r>
+          </m:e>
+          <m:sup>
+            <m:r>
+              <m:t>2</m:t>
+            </m:r>
+          </m:sup>
+        </m:sSup>
+      </m:oMath>
+      <w:r>
+        <w:t xml:space="preserve"> </w:t>
+      </w:r>
+      <w:r>
+        <w:t xml:space="preserve">is well defined,</w:t>
+      </w:r>
+      <w:r>
+        <w:t xml:space="preserve"> </w:t>
+      </w:r>
+      <w:r>
+        <w:t xml:space="preserve">because</w:t>
+      </w:r>
+      <w:r>
+        <w:t xml:space="preserve"> </w:t>
+      </w:r>
+      <m:oMath>
+        <m:r>
+          <m:t>x</m:t>
+        </m:r>
+        <m:r>
+          <m:rPr>
+            <m:sty m:val="p"/>
+          </m:rPr>
+          <m:t>−</m:t>
+        </m:r>
+        <m:r>
+          <m:rPr>
+            <m:sty m:val="p"/>
+          </m:rPr>
+          <m:t>cos</m:t>
+        </m:r>
+        <m:r>
+          <m:t>x</m:t>
+        </m:r>
+      </m:oMath>
+      <w:r>
+        <w:t xml:space="preserve"> </w:t>
+      </w:r>
+      <w:r>
+        <w:t xml:space="preserve">is strictly increasing and equals zero at one point,</w:t>
+      </w:r>
+      <w:r>
+        <w:t xml:space="preserve"> </w:t>
+      </w:r>
+      <w:r>
+        <w:t xml:space="preserve">yet that point has no known closed-form expression,</w:t>
+      </w:r>
+      <w:r>
+        <w:t xml:space="preserve"> </w:t>
+      </w:r>
+      <w:r>
+        <w:t xml:space="preserve">so no known finite list of arithmetic steps returns it exactly.</w:t>
+      </w:r>
+      <w:r>
+        <w:t xml:space="preserve"> </w:t>
+      </w:r>
+      <w:r>
+        <w:t xml:space="preserve">An algorithm such as bisection approximates it as closely as we like.</w:t>
+      </w:r>
+    </w:p>
+    <w:bookmarkEnd w:id="88"/>
+    <w:bookmarkEnd w:id="89"/>
+    <w:bookmarkStart w:id="104" w:name="countable-sets"/>
     <w:p>
       <w:pPr>
         <w:pStyle w:val="Heading2"/>
@@ -24539,7 +26631,7 @@
         <w:t xml:space="preserve">4 Countable sets</w:t>
       </w:r>
     </w:p>
-    <w:bookmarkStart w:id="80" w:name="def-finite-set"/>
+    <w:bookmarkStart w:id="90" w:name="def-finite-set"/>
     <w:p>
       <w:pPr>
         <w:pStyle w:val="FirstParagraph"/>
@@ -24549,7 +26641,7 @@
           <w:b/>
           <w:bCs/>
         </w:rPr>
-        <w:t xml:space="preserve">Definition 26 (Finite set, infinite set, and cardinality)</w:t>
+        <w:t xml:space="preserve">Definition 29 (Finite set, infinite set, and cardinality)</w:t>
       </w:r>
       <w:r>
         <w:t xml:space="preserve"> </w:t>
@@ -24835,8 +26927,8 @@
         <w:t xml:space="preserve">.</w:t>
       </w:r>
     </w:p>
-    <w:bookmarkEnd w:id="80"/>
-    <w:bookmarkStart w:id="83" w:name="rem-cardinality-bars"/>
+    <w:bookmarkEnd w:id="90"/>
+    <w:bookmarkStart w:id="93" w:name="rem-cardinality-bars"/>
     <w:p>
       <w:pPr>
         <w:pStyle w:val="BodyText"/>
@@ -24846,7 +26938,7 @@
           <w:i/>
           <w:iCs/>
         </w:rPr>
-        <w:t xml:space="preserve">Remark 9</w:t>
+        <w:t xml:space="preserve">Remark 12</w:t>
       </w:r>
       <w:r>
         <w:t xml:space="preserve"> (Two meanings of</w:t>
@@ -24964,7 +27056,7 @@
       <w:r>
         <w:t xml:space="preserve"> </w:t>
       </w:r>
-      <w:hyperlink r:id="rId81">
+      <w:hyperlink r:id="rId91">
         <w:r>
           <w:rPr>
             <w:rStyle w:val="Hyperlink"/>
@@ -24984,7 +27076,7 @@
       <w:r>
         <w:t xml:space="preserve"> </w:t>
       </w:r>
-      <w:hyperlink r:id="rId82">
+      <w:hyperlink r:id="rId92">
         <w:r>
           <w:rPr>
             <w:rStyle w:val="Hyperlink"/>
@@ -25119,8 +27211,8 @@
         <w:t xml:space="preserve">.</w:t>
       </w:r>
     </w:p>
-    <w:bookmarkEnd w:id="83"/>
-    <w:bookmarkStart w:id="84" w:name="exm-finite-set"/>
+    <w:bookmarkEnd w:id="93"/>
+    <w:bookmarkStart w:id="94" w:name="exm-finite-set"/>
     <w:p>
       <w:pPr>
         <w:pStyle w:val="BodyText"/>
@@ -25130,7 +27222,7 @@
           <w:b/>
           <w:bCs/>
         </w:rPr>
-        <w:t xml:space="preserve">Example 22 (Finite and infinite sets)</w:t>
+        <w:t xml:space="preserve">Example 26 (Finite and infinite sets)</w:t>
       </w:r>
       <w:r>
         <w:t xml:space="preserve"> </w:t>
@@ -25144,7 +27236,7 @@
         <w:pStyle w:val="Compact"/>
         <w:numPr>
           <w:ilvl w:val="0"/>
-          <w:numId w:val="1019"/>
+          <w:numId w:val="1024"/>
         </w:numPr>
       </w:pPr>
       <m:oMath>
@@ -25268,7 +27360,7 @@
         <w:pStyle w:val="Compact"/>
         <w:numPr>
           <w:ilvl w:val="0"/>
-          <w:numId w:val="1019"/>
+          <w:numId w:val="1024"/>
         </w:numPr>
       </w:pPr>
       <m:oMath>
@@ -25429,7 +27521,7 @@
         <w:pStyle w:val="Compact"/>
         <w:numPr>
           <w:ilvl w:val="0"/>
-          <w:numId w:val="1019"/>
+          <w:numId w:val="1024"/>
         </w:numPr>
       </w:pPr>
       <m:oMath>
@@ -25491,7 +27583,7 @@
         <w:pStyle w:val="Compact"/>
         <w:numPr>
           <w:ilvl w:val="0"/>
-          <w:numId w:val="1019"/>
+          <w:numId w:val="1024"/>
         </w:numPr>
       </w:pPr>
       <w:r>
@@ -25712,8 +27804,8 @@
         <w:t xml:space="preserve">which is larger than every number in the list.</w:t>
       </w:r>
     </w:p>
-    <w:bookmarkEnd w:id="84"/>
-    <w:bookmarkStart w:id="85" w:name="def-countable-set"/>
+    <w:bookmarkEnd w:id="94"/>
+    <w:bookmarkStart w:id="95" w:name="def-countable-set"/>
     <w:p>
       <w:pPr>
         <w:pStyle w:val="FirstParagraph"/>
@@ -25723,7 +27815,7 @@
           <w:b/>
           <w:bCs/>
         </w:rPr>
-        <w:t xml:space="preserve">Definition 27 (Countable set)</w:t>
+        <w:t xml:space="preserve">Definition 30 (Countable set)</w:t>
       </w:r>
       <w:r>
         <w:t xml:space="preserve"> </w:t>
@@ -25752,7 +27844,7 @@
           <w:rPr>
             <w:rStyle w:val="Hyperlink"/>
           </w:rPr>
-          <w:t xml:space="preserve">Definition 26</w:t>
+          <w:t xml:space="preserve">Definition 29</w:t>
         </w:r>
       </w:hyperlink>
       <w:r>
@@ -25847,8 +27939,8 @@
         <w:t xml:space="preserve">in which every element appears.</w:t>
       </w:r>
     </w:p>
-    <w:bookmarkEnd w:id="85"/>
-    <w:bookmarkStart w:id="86" w:name="def-countably-infinite"/>
+    <w:bookmarkEnd w:id="95"/>
+    <w:bookmarkStart w:id="96" w:name="def-countably-infinite"/>
     <w:p>
       <w:pPr>
         <w:pStyle w:val="BodyText"/>
@@ -25858,7 +27950,7 @@
           <w:b/>
           <w:bCs/>
         </w:rPr>
-        <w:t xml:space="preserve">Definition 28 (Countably infinite set)</w:t>
+        <w:t xml:space="preserve">Definition 31 (Countably infinite set)</w:t>
       </w:r>
       <w:r>
         <w:t xml:space="preserve"> </w:t>
@@ -25900,8 +27992,8 @@
         <w:t xml:space="preserve">and not finite.</w:t>
       </w:r>
     </w:p>
-    <w:bookmarkEnd w:id="86"/>
-    <w:bookmarkStart w:id="89" w:name="exm-countable-set"/>
+    <w:bookmarkEnd w:id="96"/>
+    <w:bookmarkStart w:id="99" w:name="exm-countable-set"/>
     <w:p>
       <w:pPr>
         <w:pStyle w:val="BodyText"/>
@@ -25911,7 +28003,7 @@
           <w:b/>
           <w:bCs/>
         </w:rPr>
-        <w:t xml:space="preserve">Example 23 (Countable and uncountable sets)</w:t>
+        <w:t xml:space="preserve">Example 27 (Countable and uncountable sets)</w:t>
       </w:r>
       <w:r>
         <w:t xml:space="preserve"> </w:t>
@@ -25925,7 +28017,7 @@
         <w:pStyle w:val="Compact"/>
         <w:numPr>
           <w:ilvl w:val="0"/>
-          <w:numId w:val="1020"/>
+          <w:numId w:val="1025"/>
         </w:numPr>
       </w:pPr>
       <m:oMath>
@@ -26006,7 +28098,7 @@
         <w:pStyle w:val="Compact"/>
         <w:numPr>
           <w:ilvl w:val="0"/>
-          <w:numId w:val="1020"/>
+          <w:numId w:val="1025"/>
         </w:numPr>
       </w:pPr>
       <w:r>
@@ -26015,7 +28107,7 @@
       <w:r>
         <w:t xml:space="preserve"> </w:t>
       </w:r>
-      <w:hyperlink r:id="rId87">
+      <w:hyperlink r:id="rId97">
         <w:r>
           <w:rPr>
             <w:rStyle w:val="Hyperlink"/>
@@ -26139,7 +28231,7 @@
         <w:pStyle w:val="Compact"/>
         <w:numPr>
           <w:ilvl w:val="0"/>
-          <w:numId w:val="1020"/>
+          <w:numId w:val="1025"/>
         </w:numPr>
       </w:pPr>
       <w:r>
@@ -26148,7 +28240,7 @@
       <w:r>
         <w:t xml:space="preserve"> </w:t>
       </w:r>
-      <w:hyperlink r:id="rId88">
+      <w:hyperlink r:id="rId98">
         <w:r>
           <w:rPr>
             <w:rStyle w:val="Hyperlink"/>
@@ -26267,8 +28359,8 @@
         <w:t xml:space="preserve">lists every one of them.</w:t>
       </w:r>
     </w:p>
-    <w:bookmarkEnd w:id="89"/>
-    <w:bookmarkStart w:id="90" w:name="thm-interval-uncountable"/>
+    <w:bookmarkEnd w:id="99"/>
+    <w:bookmarkStart w:id="100" w:name="thm-interval-uncountable"/>
     <w:p>
       <w:pPr>
         <w:pStyle w:val="FirstParagraph"/>
@@ -26336,8 +28428,8 @@
         <w:t xml:space="preserve">.</w:t>
       </w:r>
     </w:p>
-    <w:bookmarkEnd w:id="90"/>
-    <w:bookmarkStart w:id="93" w:name="rem-cantor-diagonal"/>
+    <w:bookmarkEnd w:id="100"/>
+    <w:bookmarkStart w:id="103" w:name="rem-cantor-diagonal"/>
     <w:p>
       <w:pPr>
         <w:pStyle w:val="BodyText"/>
@@ -26347,7 +28439,7 @@
           <w:i/>
           <w:iCs/>
         </w:rPr>
-        <w:t xml:space="preserve">Remark 10</w:t>
+        <w:t xml:space="preserve">Remark 13</w:t>
       </w:r>
       <w:r>
         <w:t xml:space="preserve"> (Cantor’s diagonal argument). </w:t>
@@ -26358,7 +28450,7 @@
       <w:r>
         <w:t xml:space="preserve"> </w:t>
       </w:r>
-      <w:hyperlink r:id="rId91">
+      <w:hyperlink r:id="rId101">
         <w:r>
           <w:rPr>
             <w:rStyle w:val="Hyperlink"/>
@@ -26563,7 +28655,7 @@
       <w:r>
         <w:t xml:space="preserve"> </w:t>
       </w:r>
-      <w:hyperlink r:id="rId92">
+      <w:hyperlink r:id="rId102">
         <w:r>
           <w:rPr>
             <w:rStyle w:val="Hyperlink"/>
@@ -26790,9 +28882,9 @@
         <w:t xml:space="preserve">and from the third in the third digit.</w:t>
       </w:r>
     </w:p>
-    <w:bookmarkEnd w:id="93"/>
-    <w:bookmarkEnd w:id="94"/>
-    <w:bookmarkStart w:id="99" w:name="extended-non-negative-real-numbers"/>
+    <w:bookmarkEnd w:id="103"/>
+    <w:bookmarkEnd w:id="104"/>
+    <w:bookmarkStart w:id="109" w:name="extended-non-negative-real-numbers"/>
     <w:p>
       <w:pPr>
         <w:pStyle w:val="Heading2"/>
@@ -26801,7 +28893,7 @@
         <w:t xml:space="preserve">5 Extended non-negative real numbers</w:t>
       </w:r>
     </w:p>
-    <w:bookmarkStart w:id="95" w:name="def-extended-nonneg-reals"/>
+    <w:bookmarkStart w:id="105" w:name="def-extended-nonneg-reals"/>
     <w:p>
       <w:pPr>
         <w:pStyle w:val="FirstParagraph"/>
@@ -26811,7 +28903,7 @@
           <w:b/>
           <w:bCs/>
         </w:rPr>
-        <w:t xml:space="preserve">Definition 29 (Extended non-negative real numbers)</w:t>
+        <w:t xml:space="preserve">Definition 32 (Extended non-negative real numbers)</w:t>
       </w:r>
       <w:r>
         <w:t xml:space="preserve"> </w:t>
@@ -27174,8 +29266,8 @@
         <w:t xml:space="preserve">.</w:t>
       </w:r>
     </w:p>
-    <w:bookmarkEnd w:id="95"/>
-    <w:bookmarkStart w:id="97" w:name="rem-infinity-arithmetic"/>
+    <w:bookmarkEnd w:id="105"/>
+    <w:bookmarkStart w:id="107" w:name="rem-infinity-arithmetic"/>
     <w:p>
       <w:pPr>
         <w:pStyle w:val="BodyText"/>
@@ -27185,7 +29277,7 @@
           <w:i/>
           <w:iCs/>
         </w:rPr>
-        <w:t xml:space="preserve">Remark 11</w:t>
+        <w:t xml:space="preserve">Remark 14</w:t>
       </w:r>
       <w:r>
         <w:t xml:space="preserve"> (Arithmetic with</w:t>
@@ -27379,7 +29471,7 @@
       <w:r>
         <w:t xml:space="preserve"> </w:t>
       </w:r>
-      <w:hyperlink r:id="rId96">
+      <w:hyperlink r:id="rId106">
         <w:r>
           <w:rPr>
             <w:rStyle w:val="Hyperlink"/>
@@ -27391,8 +29483,8 @@
         <w:t xml:space="preserve">).</w:t>
       </w:r>
     </w:p>
-    <w:bookmarkEnd w:id="97"/>
-    <w:bookmarkStart w:id="98" w:name="exm-extended-nonneg-reals"/>
+    <w:bookmarkEnd w:id="107"/>
+    <w:bookmarkStart w:id="108" w:name="exm-extended-nonneg-reals"/>
     <w:p>
       <w:pPr>
         <w:pStyle w:val="BodyText"/>
@@ -27402,7 +29494,7 @@
           <w:b/>
           <w:bCs/>
         </w:rPr>
-        <w:t xml:space="preserve">Example 24 (Adding with</w:t>
+        <w:t xml:space="preserve">Example 28 (Adding with</w:t>
       </w:r>
       <w:r>
         <w:rPr>
@@ -27582,9 +29674,9 @@
         <w:t xml:space="preserve">.</w:t>
       </w:r>
     </w:p>
-    <w:bookmarkEnd w:id="98"/>
-    <w:bookmarkEnd w:id="99"/>
-    <w:bookmarkStart w:id="100" w:name="sec-further-reading"/>
+    <w:bookmarkEnd w:id="108"/>
+    <w:bookmarkEnd w:id="109"/>
+    <w:bookmarkStart w:id="110" w:name="sec-further-reading"/>
     <w:p>
       <w:pPr>
         <w:pStyle w:val="Heading2"/>
@@ -27606,7 +29698,7 @@
         <w:pStyle w:val="Compact"/>
         <w:numPr>
           <w:ilvl w:val="0"/>
-          <w:numId w:val="1021"/>
+          <w:numId w:val="1026"/>
         </w:numPr>
       </w:pPr>
       <w:r>
@@ -27636,7 +29728,7 @@
         <w:pStyle w:val="Compact"/>
         <w:numPr>
           <w:ilvl w:val="0"/>
-          <w:numId w:val="1021"/>
+          <w:numId w:val="1026"/>
         </w:numPr>
       </w:pPr>
       <w:r>
@@ -27660,7 +29752,7 @@
         <w:pStyle w:val="Compact"/>
         <w:numPr>
           <w:ilvl w:val="0"/>
-          <w:numId w:val="1021"/>
+          <w:numId w:val="1026"/>
         </w:numPr>
       </w:pPr>
       <w:r>
@@ -27690,7 +29782,7 @@
         <w:pStyle w:val="Compact"/>
         <w:numPr>
           <w:ilvl w:val="0"/>
-          <w:numId w:val="1021"/>
+          <w:numId w:val="1026"/>
         </w:numPr>
       </w:pPr>
       <w:r>
@@ -27732,8 +29824,8 @@
         <w:t xml:space="preserve">.</w:t>
       </w:r>
     </w:p>
-    <w:bookmarkEnd w:id="100"/>
-    <w:bookmarkStart w:id="110" w:name="references"/>
+    <w:bookmarkEnd w:id="110"/>
+    <w:bookmarkStart w:id="120" w:name="references"/>
     <w:p>
       <w:pPr>
         <w:pStyle w:val="Heading2"/>
@@ -27742,8 +29834,8 @@
         <w:t xml:space="preserve">References</w:t>
       </w:r>
     </w:p>
-    <w:bookmarkStart w:id="109" w:name="refs"/>
-    <w:bookmarkStart w:id="102" w:name="ref-barkerplummer2011language"/>
+    <w:bookmarkStart w:id="119" w:name="refs"/>
+    <w:bookmarkStart w:id="112" w:name="ref-barkerplummer2011language"/>
     <w:p>
       <w:pPr>
         <w:pStyle w:val="Bibliography"/>
@@ -27767,7 +29859,7 @@
       <w:r>
         <w:t xml:space="preserve"> </w:t>
       </w:r>
-      <w:hyperlink r:id="rId101">
+      <w:hyperlink r:id="rId111">
         <w:r>
           <w:rPr>
             <w:rStyle w:val="Hyperlink"/>
@@ -27779,8 +29871,8 @@
         <w:t xml:space="preserve">.</w:t>
       </w:r>
     </w:p>
-    <w:bookmarkEnd w:id="102"/>
-    <w:bookmarkStart w:id="104" w:name="ref-devlin1993joy"/>
+    <w:bookmarkEnd w:id="112"/>
+    <w:bookmarkStart w:id="114" w:name="ref-devlin1993joy"/>
     <w:p>
       <w:pPr>
         <w:pStyle w:val="Bibliography"/>
@@ -27804,7 +29896,7 @@
       <w:r>
         <w:t xml:space="preserve"> </w:t>
       </w:r>
-      <w:hyperlink r:id="rId103">
+      <w:hyperlink r:id="rId113">
         <w:r>
           <w:rPr>
             <w:rStyle w:val="Hyperlink"/>
@@ -27816,8 +29908,8 @@
         <w:t xml:space="preserve">.</w:t>
       </w:r>
     </w:p>
-    <w:bookmarkEnd w:id="104"/>
-    <w:bookmarkStart w:id="106" w:name="ref-enderton2001logic"/>
+    <w:bookmarkEnd w:id="114"/>
+    <w:bookmarkStart w:id="116" w:name="ref-enderton2001logic"/>
     <w:p>
       <w:pPr>
         <w:pStyle w:val="Bibliography"/>
@@ -27841,7 +29933,7 @@
       <w:r>
         <w:t xml:space="preserve"> </w:t>
       </w:r>
-      <w:hyperlink r:id="rId105">
+      <w:hyperlink r:id="rId115">
         <w:r>
           <w:rPr>
             <w:rStyle w:val="Hyperlink"/>
@@ -27853,8 +29945,8 @@
         <w:t xml:space="preserve">.</w:t>
       </w:r>
     </w:p>
-    <w:bookmarkEnd w:id="106"/>
-    <w:bookmarkStart w:id="108" w:name="ref-halmos1974naive"/>
+    <w:bookmarkEnd w:id="116"/>
+    <w:bookmarkStart w:id="118" w:name="ref-halmos1974naive"/>
     <w:p>
       <w:pPr>
         <w:pStyle w:val="Bibliography"/>
@@ -27878,7 +29970,7 @@
       <w:r>
         <w:t xml:space="preserve"> </w:t>
       </w:r>
-      <w:hyperlink r:id="rId107">
+      <w:hyperlink r:id="rId117">
         <w:r>
           <w:rPr>
             <w:rStyle w:val="Hyperlink"/>
@@ -27890,9 +29982,9 @@
         <w:t xml:space="preserve">.</w:t>
       </w:r>
     </w:p>
-    <w:bookmarkEnd w:id="108"/>
-    <w:bookmarkEnd w:id="109"/>
-    <w:bookmarkEnd w:id="110"/>
+    <w:bookmarkEnd w:id="118"/>
+    <w:bookmarkEnd w:id="119"/>
+    <w:bookmarkEnd w:id="120"/>
     <w:sectPr>
       <w:footnotePr>
         <w:numRestart w:val="eachSect"/>
@@ -28282,6 +30374,21 @@
     <w:abstractNumId w:val="991"/>
   </w:num>
   <w:num w:numId="1021">
+    <w:abstractNumId w:val="991"/>
+  </w:num>
+  <w:num w:numId="1022">
+    <w:abstractNumId w:val="991"/>
+  </w:num>
+  <w:num w:numId="1023">
+    <w:abstractNumId w:val="991"/>
+  </w:num>
+  <w:num w:numId="1024">
+    <w:abstractNumId w:val="991"/>
+  </w:num>
+  <w:num w:numId="1025">
+    <w:abstractNumId w:val="991"/>
+  </w:num>
+  <w:num w:numId="1026">
     <w:abstractNumId w:val="991"/>
   </w:num>
 </w:numbering>
